--- a/Tailored_CVs/Shinoy_iO_Test_Automation_Engineer.docx
+++ b/Tailored_CVs/Shinoy_iO_Test_Automation_Engineer.docx
@@ -70,7 +70,7 @@
           <w:b w:val="0"/>
           <w:sz w:val="19"/>
         </w:rPr>
-        <w:t>QA Automation Engineer with over 8 years of experience building scalable test automation frameworks and ensuring release quality in Agile environments. I have strong expertise in Selenium, Playwright, API testing with Postman, and CI/CD pipelines, making me well-prepared to contribute to iO's cross-functional Scrum teams. I am comfortable collaborating closely with product owners and developers to cover everything from happy flows to edge cases across projects.</w:t>
+        <w:t>I am a QA automation engineer with over eight years of experience building reliable testing frameworks for financial and digital platforms. I work closely with cross-functional Scrum teams to ensure release stability across different devices and user flows. Using tools like Selenium, Playwright, and Postman, I focus on catching issues early through structured test automation and backend checks.</w:t>
       </w:r>
     </w:p>
     <w:p>
@@ -288,7 +288,7 @@
           <w:b w:val="0"/>
           <w:sz w:val="18"/>
         </w:rPr>
-        <w:t>▸ Developed and maintained scalable test automation frameworks using Selenium and Playwright to validate complex workflows and ensure high release quality.</w:t>
+        <w:t>▸ Tested user flows and edge cases across various devices in an Agile Scrum environment with twoweek sprints, working directly with developers and product owners.</w:t>
       </w:r>
     </w:p>
     <w:p>
@@ -301,7 +301,7 @@
           <w:b w:val="0"/>
           <w:sz w:val="18"/>
         </w:rPr>
-        <w:t>▸ Partnered with Scrum teams and product owners to translate business requirements into effective testing strategies and manage defect tracking via Jira.</w:t>
+        <w:t>▸ Created and maintained automation frameworks using Java Selenium and TypeScript Playwright, improving test execution efficiency by 20% for complex microservices.</w:t>
       </w:r>
     </w:p>
     <w:p>
@@ -314,7 +314,7 @@
           <w:b w:val="0"/>
           <w:sz w:val="18"/>
         </w:rPr>
-        <w:t>▸ Executed comprehensive API validation using Postman and performed rigorous smoke, sanity, and regression testing after deployment builds.</w:t>
+        <w:t>▸ Managed defect tracking in Jira and performed backend validation using Oracle SQL queries to ensure data integrity across credit and payment systems.</w:t>
       </w:r>
     </w:p>
     <w:p>
@@ -327,7 +327,7 @@
           <w:b w:val="0"/>
           <w:sz w:val="18"/>
         </w:rPr>
-        <w:t>▸ Integrated automation regression test suites into CI/CD pipelines using Jenkins and AWS to support rapid feedback cycles and stable releases.</w:t>
+        <w:t>▸ Streamlined test script generation and deployment processes by utilizing AI tools like Gemini Code Assist to reduce manual effort.</w:t>
       </w:r>
     </w:p>
     <w:p>

--- a/Tailored_CVs/Shinoy_iO_Test_Automation_Engineer.docx
+++ b/Tailored_CVs/Shinoy_iO_Test_Automation_Engineer.docx
@@ -70,7 +70,7 @@
           <w:b w:val="0"/>
           <w:sz w:val="19"/>
         </w:rPr>
-        <w:t>I am a QA automation engineer with over eight years of experience building reliable testing frameworks for financial and digital platforms. I work closely with cross-functional Scrum teams to ensure release stability across different devices and user flows. Using tools like Selenium, Playwright, and Postman, I focus on catching issues early through structured test automation and backend checks.</w:t>
+        <w:t>QA Automation Engineer with over eight years of experience building scalable test scripts and frameworks for complex applications. I work closely with cross-functional Scrum teams in two-week sprints to ensure high release quality. I handle test automation, regression testing, and Postman API checks to support stable deployments. Currently, I hold a valid EU residence permit and am based in Amstelveen.</w:t>
       </w:r>
     </w:p>
     <w:p>
@@ -288,7 +288,7 @@
           <w:b w:val="0"/>
           <w:sz w:val="18"/>
         </w:rPr>
-        <w:t>▸ Tested user flows and edge cases across various devices in an Agile Scrum environment with twoweek sprints, working directly with developers and product owners.</w:t>
+        <w:t>▸ Tested user flows from happy paths to worstcase scenarios across various projects within a Scrum team framework.</w:t>
       </w:r>
     </w:p>
     <w:p>
@@ -301,7 +301,7 @@
           <w:b w:val="0"/>
           <w:sz w:val="18"/>
         </w:rPr>
-        <w:t>▸ Created and maintained automation frameworks using Java Selenium and TypeScript Playwright, improving test execution efficiency by 20% for complex microservices.</w:t>
+        <w:t>▸ Automated test scenarios to maintain high release quality and executed validation checks after each deployment cycle.</w:t>
       </w:r>
     </w:p>
     <w:p>
@@ -314,7 +314,7 @@
           <w:b w:val="0"/>
           <w:sz w:val="18"/>
         </w:rPr>
-        <w:t>▸ Managed defect tracking in Jira and performed backend validation using Oracle SQL queries to ensure data integrity across credit and payment systems.</w:t>
+        <w:t>▸ Organized daily tasks using Jira and shared bug findings directly with developers to resolve issues quickly.</w:t>
       </w:r>
     </w:p>
     <w:p>
@@ -327,7 +327,7 @@
           <w:b w:val="0"/>
           <w:sz w:val="18"/>
         </w:rPr>
-        <w:t>▸ Streamlined test script generation and deployment processes by utilizing AI tools like Gemini Code Assist to reduce manual effort.</w:t>
+        <w:t>▸ Maintained and updated test scripts as needed to keep test suites aligned with ongoing product changes.</w:t>
       </w:r>
     </w:p>
     <w:p>

--- a/Tailored_CVs/Shinoy_iO_Test_Automation_Engineer.docx
+++ b/Tailored_CVs/Shinoy_iO_Test_Automation_Engineer.docx
@@ -70,7 +70,7 @@
           <w:b w:val="0"/>
           <w:sz w:val="19"/>
         </w:rPr>
-        <w:t>QA Automation Engineer with over eight years of experience building scalable test scripts and frameworks for complex applications. I work closely with cross-functional Scrum teams in two-week sprints to ensure high release quality. I handle test automation, regression testing, and Postman API checks to support stable deployments. Currently, I hold a valid EU residence permit and am based in Amstelveen.</w:t>
+        <w:t>QA Automation Engineer with over eight years of experience building scalable test frameworks and collaborating within Scrum teams. I have hands-on experience with tools like Selenium, Playwright, and Postman to validate web applications and APIs. Currently based near Amsterdam with a valid EU residence permit, I focus on finding edge cases and ensuring smooth software releases.</w:t>
       </w:r>
     </w:p>
     <w:p>
@@ -288,7 +288,7 @@
           <w:b w:val="0"/>
           <w:sz w:val="18"/>
         </w:rPr>
-        <w:t>▸ Tested user flows from happy paths to worstcase scenarios across various projects within a Scrum team framework.</w:t>
+        <w:t>▸ Built and maintained scalable test automation frameworks using Selenium and TypeScript Playwright to cover endtoend user flows and edge cases.</w:t>
       </w:r>
     </w:p>
     <w:p>
@@ -301,7 +301,7 @@
           <w:b w:val="0"/>
           <w:sz w:val="18"/>
         </w:rPr>
-        <w:t>▸ Automated test scenarios to maintain high release quality and executed validation checks after each deployment cycle.</w:t>
+        <w:t>▸ Integrated automated test suites with Jenkins CI/CD pipelines to run regular regression checks after every deployment build.</w:t>
       </w:r>
     </w:p>
     <w:p>
@@ -314,7 +314,7 @@
           <w:b w:val="0"/>
           <w:sz w:val="18"/>
         </w:rPr>
-        <w:t>▸ Organized daily tasks using Jira and shared bug findings directly with developers to resolve issues quickly.</w:t>
+        <w:t>▸ Used Postman and SQL queries to perform backend API and data validation alongside standard UI testing.</w:t>
       </w:r>
     </w:p>
     <w:p>
@@ -327,7 +327,7 @@
           <w:b w:val="0"/>
           <w:sz w:val="18"/>
         </w:rPr>
-        <w:t>▸ Maintained and updated test scripts as needed to keep test suites aligned with ongoing product changes.</w:t>
+        <w:t>▸ Streamlined test script generation and deployment tasks using Gemini Code Assist to improve daytoday testing efficiency.</w:t>
       </w:r>
     </w:p>
     <w:p>
